--- a/1952.11/1952年11月1日，在视察汤阴、安阳时的谈话__LLM初注.docx
+++ b/1952.11/1952年11月1日，在视察汤阴、安阳时的谈话__LLM初注.docx
@@ -41,21 +41,39 @@
       <w:r>
         <w:rPr>
           <w:rStyle w:val="FootnoteReference"/>
-        </w:rPr>
+          <w:vertAlign w:val="superscript"/>
+        </w:rPr>
+        <w:t>[</w:t>
         <w:footnoteReference w:id="4"/>
-      </w:r>
-      <w:r>
-        <w:rPr/>
+        <w:t>]</w:t>
+      </w:r>
+      <w:r>
+        <w:rPr>
+          <w:rFonts w:hint="eastAsia" w:ascii="黑体" w:hAnsi="黑体" w:eastAsia="黑体" w:cs="黑体"/>
+          <w:sz w:val="44"/>
+          <w:szCs w:val="44"/>
+          <w:vertAlign w:val="baseline"/>
+          <w:lang w:val="en-US" w:eastAsia="zh-CN"/>
+        </w:rPr>
         <w:t>、安阳</w:t>
       </w:r>
       <w:r>
         <w:rPr>
           <w:rStyle w:val="FootnoteReference"/>
-        </w:rPr>
+          <w:vertAlign w:val="superscript"/>
+        </w:rPr>
+        <w:t>[</w:t>
         <w:footnoteReference w:id="5"/>
-      </w:r>
-      <w:r>
-        <w:rPr/>
+        <w:t>]</w:t>
+      </w:r>
+      <w:r>
+        <w:rPr>
+          <w:rFonts w:hint="eastAsia" w:ascii="黑体" w:hAnsi="黑体" w:eastAsia="黑体" w:cs="黑体"/>
+          <w:sz w:val="44"/>
+          <w:szCs w:val="44"/>
+          <w:vertAlign w:val="baseline"/>
+          <w:lang w:val="en-US" w:eastAsia="zh-CN"/>
+        </w:rPr>
         <w:t xml:space="preserve">时的谈话</w:t>
       </w:r>
       <w:bookmarkEnd w:id="0"/>
@@ -71,13 +89,16 @@
       </w:r>
       <w:r>
         <w:rPr>
+          <w:rStyle w:val="FootnoteReference"/>
           <w:rFonts w:hint="eastAsia" w:ascii="仿宋" w:hAnsi="仿宋" w:eastAsia="仿宋" w:cs="仿宋"/>
           <w:sz w:val="36"/>
           <w:szCs w:val="36"/>
           <w:vertAlign w:val="superscript"/>
           <w:lang w:val="en-US" w:eastAsia="zh-CN"/>
         </w:rPr>
+        <w:t>[</w:t>
         <w:footnoteReference w:id="0"/>
+        <w:t>]</w:t>
       </w:r>
       <w:r>
         <w:rPr>
@@ -187,11 +208,18 @@
       <w:r>
         <w:rPr>
           <w:rStyle w:val="FootnoteReference"/>
-        </w:rPr>
+          <w:vertAlign w:val="superscript"/>
+        </w:rPr>
+        <w:t>[</w:t>
         <w:footnoteReference w:id="6"/>
-      </w:r>
-      <w:r>
-        <w:rPr/>
+        <w:t>]</w:t>
+      </w:r>
+      <w:r>
+        <w:rPr>
+          <w:rFonts w:hint="eastAsia" w:ascii="仿宋" w:hAnsi="仿宋" w:eastAsia="仿宋"/>
+          <w:sz w:val="32"/>
+          <w:szCs w:val="32"/>
+        </w:rPr>
         <w:t xml:space="preserve">的故乡汤阴县</w:t>
       </w:r>
       <w:r>
@@ -260,11 +288,18 @@
       <w:r>
         <w:rPr>
           <w:rStyle w:val="FootnoteReference"/>
-        </w:rPr>
+          <w:vertAlign w:val="superscript"/>
+        </w:rPr>
+        <w:t>[</w:t>
         <w:footnoteReference w:id="7"/>
-      </w:r>
-      <w:r>
-        <w:rPr/>
+        <w:t>]</w:t>
+      </w:r>
+      <w:r>
+        <w:rPr>
+          <w:rFonts w:hint="eastAsia" w:ascii="仿宋" w:hAnsi="仿宋" w:eastAsia="仿宋"/>
+          <w:sz w:val="32"/>
+          <w:szCs w:val="32"/>
+        </w:rPr>
         <w:t xml:space="preserve">。”</w:t>
       </w:r>
     </w:p>
@@ -948,11 +983,18 @@
       <w:r>
         <w:rPr>
           <w:rStyle w:val="FootnoteReference"/>
-        </w:rPr>
+          <w:vertAlign w:val="superscript"/>
+        </w:rPr>
+        <w:t>[</w:t>
         <w:footnoteReference w:id="8"/>
-      </w:r>
-      <w:r>
-        <w:rPr/>
+        <w:t>]</w:t>
+      </w:r>
+      <w:r>
+        <w:rPr>
+          <w:rFonts w:hint="eastAsia" w:ascii="仿宋" w:hAnsi="仿宋" w:eastAsia="仿宋"/>
+          <w:sz w:val="32"/>
+          <w:szCs w:val="32"/>
+        </w:rPr>
         <w:t xml:space="preserve">》吗？”</w:t>
       </w:r>
     </w:p>
@@ -1219,21 +1261,35 @@
       <w:r>
         <w:rPr>
           <w:rStyle w:val="FootnoteReference"/>
-        </w:rPr>
+          <w:vertAlign w:val="superscript"/>
+        </w:rPr>
+        <w:t>[</w:t>
         <w:footnoteReference w:id="9"/>
-      </w:r>
-      <w:r>
-        <w:rPr/>
+        <w:t>]</w:t>
+      </w:r>
+      <w:r>
+        <w:rPr>
+          <w:rFonts w:hint="eastAsia" w:ascii="仿宋" w:hAnsi="仿宋" w:eastAsia="仿宋"/>
+          <w:sz w:val="32"/>
+          <w:szCs w:val="32"/>
+        </w:rPr>
         <w:t>的《出师表</w:t>
       </w:r>
       <w:r>
         <w:rPr>
           <w:rStyle w:val="FootnoteReference"/>
-        </w:rPr>
+          <w:vertAlign w:val="superscript"/>
+        </w:rPr>
+        <w:t>[</w:t>
         <w:footnoteReference w:id="10"/>
-      </w:r>
-      <w:r>
-        <w:rPr/>
+        <w:t>]</w:t>
+      </w:r>
+      <w:r>
+        <w:rPr>
+          <w:rFonts w:hint="eastAsia" w:ascii="仿宋" w:hAnsi="仿宋" w:eastAsia="仿宋"/>
+          <w:sz w:val="32"/>
+          <w:szCs w:val="32"/>
+        </w:rPr>
         <w:t xml:space="preserve">》，你会背吗？”</w:t>
       </w:r>
     </w:p>
@@ -2270,11 +2326,18 @@
       <w:r>
         <w:rPr>
           <w:rStyle w:val="FootnoteReference"/>
-        </w:rPr>
+          <w:vertAlign w:val="superscript"/>
+        </w:rPr>
+        <w:t>[</w:t>
         <w:footnoteReference w:id="11"/>
-      </w:r>
-      <w:r>
-        <w:rPr/>
+        <w:t>]</w:t>
+      </w:r>
+      <w:r>
+        <w:rPr>
+          <w:rFonts w:hint="eastAsia" w:ascii="仿宋" w:hAnsi="仿宋" w:eastAsia="仿宋"/>
+          <w:sz w:val="32"/>
+          <w:szCs w:val="32"/>
+        </w:rPr>
         <w:t xml:space="preserve">方向开去。车队经南厂街、金钟烟厂道口，向西徐家桥村北驶去。</w:t>
       </w:r>
     </w:p>
@@ -2445,11 +2508,18 @@
       <w:r>
         <w:rPr>
           <w:rStyle w:val="FootnoteReference"/>
-        </w:rPr>
+          <w:vertAlign w:val="superscript"/>
+        </w:rPr>
+        <w:t>[</w:t>
         <w:footnoteReference w:id="12"/>
-      </w:r>
-      <w:r>
-        <w:rPr/>
+        <w:t>]</w:t>
+      </w:r>
+      <w:r>
+        <w:rPr>
+          <w:rFonts w:hint="eastAsia" w:ascii="仿宋" w:hAnsi="仿宋" w:eastAsia="仿宋"/>
+          <w:sz w:val="32"/>
+          <w:szCs w:val="32"/>
+        </w:rPr>
         <w:t xml:space="preserve">，这个人很有本事，能文能武。他经营东南，把东夷和中原统一巩固起来，在历史上曾有过贡献。但那时商已衰败，加上纣王滥用职权，为自己享乐，在修建鹿台中不知耗费了多少劳动人民的金钱和血汗；那些酒池肉林，说明他极其放荡、荒淫、独裁和残暴。据说，他与妲己以砍断樵夫的脚胫取乐；比干冒死进谏，却被他在摘心台剖腹挖心；周文王也被他囚在羑里城监狱，一囚就</w:t>
       </w:r>
       <w:r>
@@ -2717,11 +2787,18 @@
       <w:r>
         <w:rPr>
           <w:rStyle w:val="FootnoteReference"/>
-        </w:rPr>
+          <w:vertAlign w:val="superscript"/>
+        </w:rPr>
+        <w:t>[</w:t>
         <w:footnoteReference w:id="13"/>
-      </w:r>
-      <w:r>
-        <w:rPr/>
+        <w:t>]</w:t>
+      </w:r>
+      <w:r>
+        <w:rPr>
+          <w:rFonts w:hint="eastAsia" w:ascii="仿宋" w:hAnsi="仿宋" w:eastAsia="仿宋"/>
+          <w:sz w:val="32"/>
+          <w:szCs w:val="32"/>
+        </w:rPr>
         <w:t xml:space="preserve">为什么要迁殷吗？”</w:t>
       </w:r>
     </w:p>
@@ -3037,11 +3114,18 @@
       <w:r>
         <w:rPr>
           <w:rStyle w:val="FootnoteReference"/>
-        </w:rPr>
+          <w:vertAlign w:val="superscript"/>
+        </w:rPr>
+        <w:t>[</w:t>
         <w:footnoteReference w:id="16"/>
-      </w:r>
-      <w:r>
-        <w:rPr/>
+        <w:t>]</w:t>
+      </w:r>
+      <w:r>
+        <w:rPr>
+          <w:rFonts w:hint="eastAsia" w:ascii="仿宋" w:hAnsi="仿宋" w:eastAsia="仿宋"/>
+          <w:sz w:val="32"/>
+          <w:szCs w:val="32"/>
+        </w:rPr>
         <w:t xml:space="preserve">未被破译之前，这里地面上就有很多甲片。村民犁地、打井时，时常见到。”</w:t>
       </w:r>
     </w:p>
@@ -3292,11 +3376,18 @@
       <w:r>
         <w:rPr>
           <w:rStyle w:val="FootnoteReference"/>
-        </w:rPr>
+          <w:vertAlign w:val="superscript"/>
+        </w:rPr>
+        <w:t>[</w:t>
         <w:footnoteReference w:id="14"/>
-      </w:r>
-      <w:r>
-        <w:rPr/>
+        <w:t>]</w:t>
+      </w:r>
+      <w:r>
+        <w:rPr>
+          <w:rFonts w:hint="eastAsia" w:ascii="仿宋" w:hAnsi="仿宋" w:eastAsia="仿宋"/>
+          <w:sz w:val="32"/>
+          <w:szCs w:val="32"/>
+        </w:rPr>
         <w:t xml:space="preserve">练水兵的地方。”</w:t>
       </w:r>
     </w:p>
@@ -3389,11 +3480,18 @@
       <w:r>
         <w:rPr>
           <w:rStyle w:val="FootnoteReference"/>
-        </w:rPr>
+          <w:vertAlign w:val="superscript"/>
+        </w:rPr>
+        <w:t>[</w:t>
         <w:footnoteReference w:id="15"/>
-      </w:r>
-      <w:r>
-        <w:rPr/>
+        <w:t>]</w:t>
+      </w:r>
+      <w:r>
+        <w:rPr>
+          <w:rFonts w:hint="eastAsia" w:ascii="仿宋" w:hAnsi="仿宋" w:eastAsia="仿宋"/>
+          <w:sz w:val="32"/>
+          <w:szCs w:val="32"/>
+        </w:rPr>
         <w:t xml:space="preserve">曾为邺令。西汉时邺城是魏郡治所；东汉末年是冀州牧袁绍驻地。曹操破袁绍后，于</w:t>
       </w:r>
       <w:r>
@@ -4072,11 +4170,18 @@
       <w:r>
         <w:rPr>
           <w:rStyle w:val="FootnoteReference"/>
-        </w:rPr>
+          <w:vertAlign w:val="superscript"/>
+        </w:rPr>
+        <w:t>[</w:t>
         <w:footnoteReference w:id="19"/>
-      </w:r>
-      <w:r>
-        <w:rPr/>
+        <w:t>]</w:t>
+      </w:r>
+      <w:r>
+        <w:rPr>
+          <w:rFonts w:hint="eastAsia" w:ascii="仿宋" w:hAnsi="仿宋" w:eastAsia="仿宋"/>
+          <w:sz w:val="32"/>
+          <w:szCs w:val="32"/>
+        </w:rPr>
         <w:t xml:space="preserve">。可是，毛</w:t>
       </w:r>
       <w:r>
@@ -4643,11 +4748,18 @@
       <w:r>
         <w:rPr>
           <w:rStyle w:val="FootnoteReference"/>
-        </w:rPr>
+          <w:vertAlign w:val="superscript"/>
+        </w:rPr>
+        <w:t>[</w:t>
         <w:footnoteReference w:id="17"/>
-      </w:r>
-      <w:r>
-        <w:rPr/>
+        <w:t>]</w:t>
+      </w:r>
+      <w:r>
+        <w:rPr>
+          <w:rFonts w:hint="eastAsia" w:ascii="仿宋" w:hAnsi="仿宋" w:eastAsia="仿宋"/>
+          <w:sz w:val="32"/>
+          <w:szCs w:val="32"/>
+        </w:rPr>
         <w:t xml:space="preserve">的墓地，称为袁公林，简称袁林，位于安阳市北郊</w:t>
       </w:r>
       <w:r>
@@ -4755,11 +4867,18 @@
       <w:r>
         <w:rPr>
           <w:rStyle w:val="FootnoteReference"/>
-        </w:rPr>
+          <w:vertAlign w:val="superscript"/>
+        </w:rPr>
+        <w:t>[</w:t>
         <w:footnoteReference w:id="20"/>
-      </w:r>
-      <w:r>
-        <w:rPr/>
+        <w:t>]</w:t>
+      </w:r>
+      <w:r>
+        <w:rPr>
+          <w:rFonts w:hint="eastAsia" w:ascii="仿宋" w:hAnsi="仿宋" w:eastAsia="仿宋"/>
+          <w:sz w:val="32"/>
+          <w:szCs w:val="32"/>
+        </w:rPr>
         <w:t xml:space="preserve">却表示反对，他说：“项城生前称帝未成，未曾身居大宝，且已取消洪宪年号，如果采取袁陵之名，实为不妥。林与陵谐音，《说文解字》上所载陵与林二字又可以互相借用，避陵之名，仍陵之实，这多好啊！”于是，袁克定便弃“袁陵”之称而谓之“袁公林”。</w:t>
       </w:r>
     </w:p>
@@ -5945,11 +6064,18 @@
       <w:r>
         <w:rPr>
           <w:rStyle w:val="FootnoteReference"/>
-        </w:rPr>
+          <w:vertAlign w:val="superscript"/>
+        </w:rPr>
+        <w:t>[</w:t>
         <w:footnoteReference w:id="18"/>
-      </w:r>
-      <w:r>
-        <w:rPr/>
+        <w:t>]</w:t>
+      </w:r>
+      <w:r>
+        <w:rPr>
+          <w:rFonts w:hint="eastAsia" w:ascii="仿宋" w:hAnsi="仿宋" w:eastAsia="仿宋"/>
+          <w:sz w:val="32"/>
+          <w:szCs w:val="32"/>
+        </w:rPr>
         <w:t xml:space="preserve">时，他当面慷慨陈词，要实行兵谏，诛杀荣禄，软禁慈禧，拥戴光绪；但暗中又向荣禄告密，用出卖维新派的代价，换来了直隶总督兼外务部尚书的头衔。宣统初年，清廷已看出袁世凯有野心，要杀他，又怕袁世凯一伙造反，便令其回家养‘足疾’。袁世凯看中了安阳这个地方，来到洹上隐居。名为隐居，其实他一刻也没有闲着，他与自己在各地的势力紧密联系，伺机以动。”</w:t>
       </w:r>
     </w:p>
